--- a/JPVC_Project_Documentation.docx
+++ b/JPVC_Project_Documentation.docx
@@ -260,7 +260,23 @@
                 <w:color w:val="1A1714"/>
                 <w:sz w:val="20"/>
               </w:rPr>
-              <w:t>Production — Live</w:t>
+              <w:t xml:space="preserve">Production </w:t>
+            </w:r>
+            <w:r>
+              <w:rPr>
+                <w:rFonts w:ascii="Arial" w:hAnsi="Arial"/>
+                <w:color w:val="1A1714"/>
+                <w:sz w:val="20"/>
+              </w:rPr>
+              <w:t xml:space="preserve">- </w:t>
+            </w:r>
+            <w:r>
+              <w:rPr>
+                <w:rFonts w:ascii="Arial" w:hAnsi="Arial"/>
+                <w:color w:val="1A1714"/>
+                <w:sz w:val="20"/>
+              </w:rPr>
+              <w:t>Live</w:t>
             </w:r>
           </w:p>
         </w:tc>
